--- a/All labs/Лабораторна_Робота_7.Свічинський_Олексій.docx
+++ b/All labs/Лабораторна_Робота_7.Свічинський_Олексій.docx
@@ -3569,7 +3569,7 @@
           <w:szCs w:val="28"/>
           <w:lang w:val="uk-UA"/>
         </w:rPr>
-        <w:t>6</w:t>
+        <w:t>7</w:t>
       </w:r>
       <w:r>
         <w:rPr>
@@ -3896,9 +3896,51 @@
         <w:rPr>
           <w:sz w:val="28"/>
           <w:szCs w:val="28"/>
-          <w:lang w:val="uk-UA"/>
-        </w:rPr>
-      </w:pPr>
+          <w:lang w:val="en-US"/>
+        </w:rPr>
+      </w:pPr>
+      <w:r>
+        <w:rPr>
+          <w:sz w:val="28"/>
+          <w:szCs w:val="28"/>
+          <w:lang w:val="en-US"/>
+        </w:rPr>
+        <w:drawing>
+          <wp:inline distT="0" distB="0" distL="0" distR="0" wp14:anchorId="34CE783D" wp14:editId="60C13E22">
+            <wp:extent cx="5939790" cy="4488180"/>
+            <wp:effectExtent l="0" t="0" r="3810" b="7620"/>
+            <wp:docPr id="51" name="Рисунок 51"/>
+            <wp:cNvGraphicFramePr>
+              <a:graphicFrameLocks xmlns:a="http://schemas.openxmlformats.org/drawingml/2006/main" noChangeAspect="1"/>
+            </wp:cNvGraphicFramePr>
+            <a:graphic xmlns:a="http://schemas.openxmlformats.org/drawingml/2006/main">
+              <a:graphicData uri="http://schemas.openxmlformats.org/drawingml/2006/picture">
+                <pic:pic xmlns:pic="http://schemas.openxmlformats.org/drawingml/2006/picture">
+                  <pic:nvPicPr>
+                    <pic:cNvPr id="1" name=""/>
+                    <pic:cNvPicPr/>
+                  </pic:nvPicPr>
+                  <pic:blipFill>
+                    <a:blip r:embed="rId32"/>
+                    <a:stretch>
+                      <a:fillRect/>
+                    </a:stretch>
+                  </pic:blipFill>
+                  <pic:spPr>
+                    <a:xfrm>
+                      <a:off x="0" y="0"/>
+                      <a:ext cx="5939790" cy="4488180"/>
+                    </a:xfrm>
+                    <a:prstGeom prst="rect">
+                      <a:avLst/>
+                    </a:prstGeom>
+                  </pic:spPr>
+                </pic:pic>
+              </a:graphicData>
+            </a:graphic>
+          </wp:inline>
+        </w:drawing>
+      </w:r>
     </w:p>
     <w:p>
       <w:pPr>
@@ -3995,36 +4037,8 @@
           <w:szCs w:val="28"/>
           <w:lang w:val="uk-UA"/>
         </w:rPr>
-        <w:t xml:space="preserve">навчився підключати зовнішні шрифти з сервісу </w:t>
-      </w:r>
-      <w:proofErr w:type="spellStart"/>
-      <w:r>
-        <w:rPr>
-          <w:sz w:val="28"/>
-          <w:szCs w:val="28"/>
-          <w:lang w:val="uk-UA"/>
-        </w:rPr>
-        <w:t>Google</w:t>
-      </w:r>
-      <w:proofErr w:type="spellEnd"/>
-      <w:r>
-        <w:rPr>
-          <w:sz w:val="28"/>
-          <w:szCs w:val="28"/>
-          <w:lang w:val="uk-UA"/>
-        </w:rPr>
-        <w:t xml:space="preserve"> </w:t>
-      </w:r>
-      <w:proofErr w:type="spellStart"/>
-      <w:r>
-        <w:rPr>
-          <w:sz w:val="28"/>
-          <w:szCs w:val="28"/>
-          <w:lang w:val="uk-UA"/>
-        </w:rPr>
-        <w:t>Fonts</w:t>
-      </w:r>
-      <w:proofErr w:type="spellEnd"/>
+        <w:t>закріпив знання з селекторів та атрибутів</w:t>
+      </w:r>
       <w:r>
         <w:rPr>
           <w:sz w:val="28"/>
